--- a/Working Folder/7 Fung Dic-lun Gordon 冯迪伦 - Arise, You Lion of Glory! 狮舞弄清韻/Errata_7. Arise, You Lion of Glory! v4.docx
+++ b/Working Folder/7 Fung Dic-lun Gordon 冯迪伦 - Arise, You Lion of Glory! 狮舞弄清韻/Errata_7. Arise, You Lion of Glory! v4.docx
@@ -313,6 +313,12 @@
               <w:pStyle w:val="TableParagraph"/>
               <w:ind w:left="119"/>
             </w:pPr>
+            <w:r>
+              <w:rPr>
+                <w:rFonts w:ascii="Segoe UI Symbol" w:hAnsi="Segoe UI Symbol" w:cs="Segoe UI Symbol"/>
+              </w:rPr>
+              <w:t>✓</w:t>
+            </w:r>
           </w:p>
         </w:tc>
         <w:tc>
@@ -467,14 +473,7 @@
                 <w:rFonts w:eastAsiaTheme="minorEastAsia"/>
                 <w:lang w:eastAsia="zh-CN"/>
               </w:rPr>
-              <w:t>Glass</w:t>
-            </w:r>
-            <w:r>
-              <w:rPr>
-                <w:rFonts w:eastAsiaTheme="minorEastAsia"/>
-                <w:lang w:eastAsia="zh-CN"/>
-              </w:rPr>
-              <w:t>chimes</w:t>
+              <w:t>Glasschimes</w:t>
             </w:r>
             <w:proofErr w:type="spellEnd"/>
             <w:r>
@@ -693,6 +692,12 @@
               <w:pStyle w:val="TableParagraph"/>
               <w:ind w:left="119"/>
             </w:pPr>
+            <w:r>
+              <w:rPr>
+                <w:rFonts w:ascii="Segoe UI Symbol" w:hAnsi="Segoe UI Symbol" w:cs="Segoe UI Symbol"/>
+              </w:rPr>
+              <w:t>✓</w:t>
+            </w:r>
           </w:p>
         </w:tc>
         <w:tc>
@@ -792,6 +797,9 @@
               <w:pStyle w:val="TableParagraph"/>
               <w:ind w:left="119"/>
             </w:pPr>
+            <w:r>
+              <w:t>—</w:t>
+            </w:r>
           </w:p>
         </w:tc>
         <w:tc>
@@ -869,6 +877,21 @@
             </w:pPr>
             <w:r>
               <w:t>Can I confirm all the “K” is correct?</w:t>
+            </w:r>
+          </w:p>
+          <w:p>
+            <w:pPr>
+              <w:pStyle w:val="TableParagraph"/>
+              <w:ind w:left="119"/>
+              <w:rPr>
+                <w:color w:val="FF33CC"/>
+              </w:rPr>
+            </w:pPr>
+            <w:r>
+              <w:rPr>
+                <w:color w:val="FF33CC"/>
+              </w:rPr>
+              <w:t>Seems ok (the Ks are placed according to the original manuscript)</w:t>
             </w:r>
           </w:p>
         </w:tc>
@@ -889,6 +912,12 @@
               <w:pStyle w:val="TableParagraph"/>
               <w:ind w:left="119"/>
             </w:pPr>
+            <w:r>
+              <w:rPr>
+                <w:rFonts w:ascii="Segoe UI Symbol" w:hAnsi="Segoe UI Symbol" w:cs="Segoe UI Symbol"/>
+              </w:rPr>
+              <w:t>✓</w:t>
+            </w:r>
           </w:p>
         </w:tc>
         <w:tc>
@@ -969,6 +998,18 @@
             </w:pPr>
             <w:r>
               <w:t>Hairpin length</w:t>
+            </w:r>
+          </w:p>
+          <w:p>
+            <w:pPr>
+              <w:pStyle w:val="TableParagraph"/>
+              <w:ind w:left="119"/>
+            </w:pPr>
+            <w:r>
+              <w:rPr>
+                <w:color w:val="FF33CC"/>
+              </w:rPr>
+              <w:t xml:space="preserve">Seems ok </w:t>
             </w:r>
           </w:p>
         </w:tc>
@@ -989,6 +1030,12 @@
               <w:pStyle w:val="TableParagraph"/>
               <w:ind w:left="119"/>
             </w:pPr>
+            <w:r>
+              <w:rPr>
+                <w:rFonts w:ascii="Segoe UI Symbol" w:hAnsi="Segoe UI Symbol" w:cs="Segoe UI Symbol"/>
+              </w:rPr>
+              <w:t>✓</w:t>
+            </w:r>
           </w:p>
         </w:tc>
         <w:tc>
@@ -1069,6 +1116,18 @@
             </w:pPr>
             <w:r>
               <w:t>To combine rests or not?</w:t>
+            </w:r>
+          </w:p>
+          <w:p>
+            <w:pPr>
+              <w:pStyle w:val="TableParagraph"/>
+              <w:ind w:left="119"/>
+            </w:pPr>
+            <w:r>
+              <w:rPr>
+                <w:color w:val="FF33CC"/>
+              </w:rPr>
+              <w:t>Combined to match 3+2</w:t>
             </w:r>
           </w:p>
         </w:tc>
@@ -1089,6 +1148,12 @@
               <w:pStyle w:val="TableParagraph"/>
               <w:ind w:left="119"/>
             </w:pPr>
+            <w:r>
+              <w:rPr>
+                <w:rFonts w:ascii="Segoe UI Symbol" w:hAnsi="Segoe UI Symbol" w:cs="Segoe UI Symbol"/>
+              </w:rPr>
+              <w:t>✓</w:t>
+            </w:r>
           </w:p>
         </w:tc>
         <w:tc>
@@ -1171,6 +1236,18 @@
             </w:pPr>
             <w:r>
               <w:t>Should not be a2 since still div.?</w:t>
+            </w:r>
+          </w:p>
+          <w:p>
+            <w:pPr>
+              <w:pStyle w:val="TableParagraph"/>
+              <w:ind w:left="119"/>
+            </w:pPr>
+            <w:r>
+              <w:rPr>
+                <w:color w:val="FF33CC"/>
+              </w:rPr>
+              <w:t>Removed a2</w:t>
             </w:r>
           </w:p>
         </w:tc>
@@ -1191,6 +1268,12 @@
               <w:pStyle w:val="TableParagraph"/>
               <w:ind w:left="119"/>
             </w:pPr>
+            <w:r>
+              <w:rPr>
+                <w:rFonts w:ascii="Segoe UI Symbol" w:hAnsi="Segoe UI Symbol" w:cs="Segoe UI Symbol"/>
+              </w:rPr>
+              <w:t>✓</w:t>
+            </w:r>
           </w:p>
         </w:tc>
         <w:tc>
@@ -1294,6 +1377,12 @@
               <w:pStyle w:val="TableParagraph"/>
               <w:ind w:left="119"/>
             </w:pPr>
+            <w:r>
+              <w:rPr>
+                <w:rFonts w:ascii="Segoe UI Symbol" w:hAnsi="Segoe UI Symbol" w:cs="Segoe UI Symbol"/>
+              </w:rPr>
+              <w:t>✓</w:t>
+            </w:r>
           </w:p>
         </w:tc>
         <w:tc>
@@ -1399,6 +1488,9 @@
               <w:pStyle w:val="TableParagraph"/>
               <w:ind w:left="119"/>
             </w:pPr>
+            <w:r>
+              <w:t>—</w:t>
+            </w:r>
           </w:p>
         </w:tc>
         <w:tc>
@@ -1479,6 +1571,21 @@
             </w:pPr>
             <w:r>
               <w:t>Too many redundant dynamics?</w:t>
+            </w:r>
+          </w:p>
+          <w:p>
+            <w:pPr>
+              <w:pStyle w:val="TableParagraph"/>
+              <w:ind w:left="119"/>
+              <w:rPr>
+                <w:color w:val="FF33CC"/>
+              </w:rPr>
+            </w:pPr>
+            <w:r>
+              <w:rPr>
+                <w:color w:val="FF33CC"/>
+              </w:rPr>
+              <w:t>Composer’s intention to have all dynamics shown.</w:t>
             </w:r>
           </w:p>
         </w:tc>
@@ -1499,6 +1606,12 @@
               <w:pStyle w:val="TableParagraph"/>
               <w:ind w:left="119"/>
             </w:pPr>
+            <w:r>
+              <w:rPr>
+                <w:rFonts w:ascii="Segoe UI Symbol" w:hAnsi="Segoe UI Symbol" w:cs="Segoe UI Symbol"/>
+              </w:rPr>
+              <w:t>✓</w:t>
+            </w:r>
           </w:p>
         </w:tc>
         <w:tc>
@@ -1599,6 +1712,12 @@
               <w:pStyle w:val="TableParagraph"/>
               <w:ind w:left="119"/>
             </w:pPr>
+            <w:r>
+              <w:rPr>
+                <w:rFonts w:ascii="Segoe UI Symbol" w:hAnsi="Segoe UI Symbol" w:cs="Segoe UI Symbol"/>
+              </w:rPr>
+              <w:t>✓</w:t>
+            </w:r>
           </w:p>
         </w:tc>
         <w:tc>
@@ -1699,6 +1818,12 @@
               <w:pStyle w:val="TableParagraph"/>
               <w:ind w:left="119"/>
             </w:pPr>
+            <w:r>
+              <w:rPr>
+                <w:rFonts w:ascii="Segoe UI Symbol" w:hAnsi="Segoe UI Symbol" w:cs="Segoe UI Symbol"/>
+              </w:rPr>
+              <w:t>✓</w:t>
+            </w:r>
           </w:p>
         </w:tc>
         <w:tc>
@@ -1814,6 +1939,12 @@
               <w:pStyle w:val="TableParagraph"/>
               <w:ind w:left="119"/>
             </w:pPr>
+            <w:r>
+              <w:rPr>
+                <w:rFonts w:ascii="Segoe UI Symbol" w:hAnsi="Segoe UI Symbol" w:cs="Segoe UI Symbol"/>
+              </w:rPr>
+              <w:t>✓</w:t>
+            </w:r>
           </w:p>
         </w:tc>
         <w:tc>
@@ -1914,6 +2045,12 @@
               <w:pStyle w:val="TableParagraph"/>
               <w:ind w:left="119"/>
             </w:pPr>
+            <w:r>
+              <w:rPr>
+                <w:rFonts w:ascii="Segoe UI Symbol" w:hAnsi="Segoe UI Symbol" w:cs="Segoe UI Symbol"/>
+              </w:rPr>
+              <w:t>✓</w:t>
+            </w:r>
           </w:p>
         </w:tc>
         <w:tc>
@@ -2014,6 +2151,12 @@
               <w:pStyle w:val="TableParagraph"/>
               <w:ind w:left="119"/>
             </w:pPr>
+            <w:r>
+              <w:rPr>
+                <w:rFonts w:ascii="Segoe UI Symbol" w:hAnsi="Segoe UI Symbol" w:cs="Segoe UI Symbol"/>
+              </w:rPr>
+              <w:t>✓</w:t>
+            </w:r>
           </w:p>
         </w:tc>
         <w:tc>
@@ -2116,6 +2259,12 @@
               <w:pStyle w:val="TableParagraph"/>
               <w:ind w:left="119"/>
             </w:pPr>
+            <w:r>
+              <w:rPr>
+                <w:rFonts w:ascii="Segoe UI Symbol" w:hAnsi="Segoe UI Symbol" w:cs="Segoe UI Symbol"/>
+              </w:rPr>
+              <w:t>✓</w:t>
+            </w:r>
           </w:p>
         </w:tc>
         <w:tc>
@@ -2199,7 +2348,11 @@
               </w:rPr>
             </w:pPr>
             <w:r>
-              <w:t xml:space="preserve">Instrument change here but next bar immediately changes to another instrument </w:t>
+              <w:t xml:space="preserve">Instrument change here but next bar immediately changes to </w:t>
+            </w:r>
+            <w:r>
+              <w:lastRenderedPageBreak/>
+              <w:t xml:space="preserve">another instrument </w:t>
             </w:r>
             <w:r>
               <w:rPr>
@@ -2949,7 +3102,6 @@
   <w:style w:type="character" w:default="1" w:styleId="DefaultParagraphFont">
     <w:name w:val="Default Paragraph Font"/>
     <w:uiPriority w:val="1"/>
-    <w:semiHidden/>
     <w:unhideWhenUsed/>
   </w:style>
   <w:style w:type="table" w:default="1" w:styleId="TableNormal">
@@ -3062,6 +3214,29 @@
     <w:rsid w:val="00782DE4"/>
     <w:rPr>
       <w:rFonts w:ascii="Times New Roman" w:eastAsia="Times New Roman" w:hAnsi="Times New Roman" w:cs="Times New Roman"/>
+    </w:rPr>
+  </w:style>
+  <w:style w:type="character" w:styleId="Hyperlink">
+    <w:name w:val="Hyperlink"/>
+    <w:basedOn w:val="DefaultParagraphFont"/>
+    <w:uiPriority w:val="99"/>
+    <w:unhideWhenUsed/>
+    <w:rsid w:val="00EE1235"/>
+    <w:rPr>
+      <w:color w:val="0000FF" w:themeColor="hyperlink"/>
+      <w:u w:val="single"/>
+    </w:rPr>
+  </w:style>
+  <w:style w:type="character" w:styleId="UnresolvedMention">
+    <w:name w:val="Unresolved Mention"/>
+    <w:basedOn w:val="DefaultParagraphFont"/>
+    <w:uiPriority w:val="99"/>
+    <w:semiHidden/>
+    <w:unhideWhenUsed/>
+    <w:rsid w:val="00EE1235"/>
+    <w:rPr>
+      <w:color w:val="605E5C"/>
+      <w:shd w:val="clear" w:color="auto" w:fill="E1DFDD"/>
     </w:rPr>
   </w:style>
 </w:styles>
